--- a/Data driven data capture.docx
+++ b/Data driven data capture.docx
@@ -758,33 +758,7 @@
           <w:lang w:eastAsia="en-GB"/>
           <w14:ligatures w14:val="none"/>
         </w:rPr>
-        <w:t xml:space="preserve">: one holding question data, the other holding routing data: </w:t>
-      </w:r>
-      <w:proofErr w:type="gramStart"/>
-      <w:r>
-        <w:rPr>
-          <w:rFonts w:ascii="Arial" w:eastAsia="Times New Roman" w:hAnsi="Arial" w:cs="Arial"/>
-          <w:color w:val="000000"/>
-          <w:kern w:val="0"/>
-          <w:sz w:val="22"/>
-          <w:szCs w:val="22"/>
-          <w:lang w:eastAsia="en-GB"/>
-          <w14:ligatures w14:val="none"/>
-        </w:rPr>
-        <w:t>again</w:t>
-      </w:r>
-      <w:proofErr w:type="gramEnd"/>
-      <w:r>
-        <w:rPr>
-          <w:rFonts w:ascii="Arial" w:eastAsia="Times New Roman" w:hAnsi="Arial" w:cs="Arial"/>
-          <w:color w:val="000000"/>
-          <w:kern w:val="0"/>
-          <w:sz w:val="22"/>
-          <w:szCs w:val="22"/>
-          <w:lang w:eastAsia="en-GB"/>
-          <w14:ligatures w14:val="none"/>
-        </w:rPr>
-        <w:t xml:space="preserve"> more below;</w:t>
+        <w:t>: one holding question data, the other holding routing data: again more below;</w:t>
       </w:r>
     </w:p>
     <w:p>
@@ -1250,7 +1224,6 @@
         </w:rPr>
         <w:t xml:space="preserve">This combination of the service home page making use of the utility, but not being bound by it, has one other important property. If, at any stage, the utility cannot handle a particular combination of questions, the service designer can directly create the relevant pages, just as they do now. </w:t>
       </w:r>
-      <w:proofErr w:type="gramStart"/>
       <w:r>
         <w:rPr>
           <w:rFonts w:ascii="Arial" w:eastAsia="Times New Roman" w:hAnsi="Arial" w:cs="Arial"/>
@@ -1265,58 +1238,7 @@
           <w:lang w:eastAsia="en-GB"/>
           <w14:ligatures w14:val="none"/>
         </w:rPr>
-        <w:t>So</w:t>
-      </w:r>
-      <w:proofErr w:type="gramEnd"/>
-      <w:r>
-        <w:rPr>
-          <w:rFonts w:ascii="Arial" w:eastAsia="Times New Roman" w:hAnsi="Arial" w:cs="Arial"/>
-          <w:b/>
-          <w:bCs/>
-          <w:i/>
-          <w:iCs/>
-          <w:color w:val="000000"/>
-          <w:kern w:val="0"/>
-          <w:sz w:val="22"/>
-          <w:szCs w:val="22"/>
-          <w:lang w:eastAsia="en-GB"/>
-          <w14:ligatures w14:val="none"/>
-        </w:rPr>
-        <w:t xml:space="preserve"> the utility is a genuine helper, it is not a </w:t>
-      </w:r>
-      <w:proofErr w:type="gramStart"/>
-      <w:r>
-        <w:rPr>
-          <w:rFonts w:ascii="Arial" w:eastAsia="Times New Roman" w:hAnsi="Arial" w:cs="Arial"/>
-          <w:b/>
-          <w:bCs/>
-          <w:i/>
-          <w:iCs/>
-          <w:color w:val="000000"/>
-          <w:kern w:val="0"/>
-          <w:sz w:val="22"/>
-          <w:szCs w:val="22"/>
-          <w:lang w:eastAsia="en-GB"/>
-          <w14:ligatures w14:val="none"/>
-        </w:rPr>
-        <w:t>straightjacket</w:t>
-      </w:r>
-      <w:proofErr w:type="gramEnd"/>
-      <w:r>
-        <w:rPr>
-          <w:rFonts w:ascii="Arial" w:eastAsia="Times New Roman" w:hAnsi="Arial" w:cs="Arial"/>
-          <w:b/>
-          <w:bCs/>
-          <w:i/>
-          <w:iCs/>
-          <w:color w:val="000000"/>
-          <w:kern w:val="0"/>
-          <w:sz w:val="22"/>
-          <w:szCs w:val="22"/>
-          <w:lang w:eastAsia="en-GB"/>
-          <w14:ligatures w14:val="none"/>
-        </w:rPr>
-        <w:t>. </w:t>
+        <w:t>So the utility is a genuine helper, it is not a straightjacket. </w:t>
       </w:r>
     </w:p>
     <w:p>
@@ -1798,33 +1720,7 @@
           <w14:ligatures w14:val="none"/>
         </w:rPr>
         <w:lastRenderedPageBreak/>
-        <w:t xml:space="preserve">After many hours looking at IHT and Self Assessment forms, and many more looking at Authorisation process forms, there appear to </w:t>
-      </w:r>
-      <w:proofErr w:type="gramStart"/>
-      <w:r>
-        <w:rPr>
-          <w:rFonts w:ascii="Arial" w:eastAsia="Times New Roman" w:hAnsi="Arial" w:cs="Arial"/>
-          <w:color w:val="000000"/>
-          <w:kern w:val="0"/>
-          <w:sz w:val="22"/>
-          <w:szCs w:val="22"/>
-          <w:lang w:eastAsia="en-GB"/>
-          <w14:ligatures w14:val="none"/>
-        </w:rPr>
-        <w:t>be  three</w:t>
-      </w:r>
-      <w:proofErr w:type="gramEnd"/>
-      <w:r>
-        <w:rPr>
-          <w:rFonts w:ascii="Arial" w:eastAsia="Times New Roman" w:hAnsi="Arial" w:cs="Arial"/>
-          <w:color w:val="000000"/>
-          <w:kern w:val="0"/>
-          <w:sz w:val="22"/>
-          <w:szCs w:val="22"/>
-          <w:lang w:eastAsia="en-GB"/>
-          <w14:ligatures w14:val="none"/>
-        </w:rPr>
-        <w:t xml:space="preserve"> recurring patterns, each of which may appear on the same form.</w:t>
+        <w:t>After many hours looking at IHT and Self Assessment forms, and many more looking at Authorisation process forms, there appear to be  three recurring patterns, each of which may appear on the same form.</w:t>
       </w:r>
     </w:p>
     <w:p>
@@ -1899,33 +1795,7 @@
           <w:lang w:eastAsia="en-GB"/>
           <w14:ligatures w14:val="none"/>
         </w:rPr>
-        <w:t xml:space="preserve"> which admit of a single answer (“Did the deceased leave a will”). Commonly, the questions to be answered depend on the answers provided to earlier questions. For example, only if answering “Yes” to “Did the Deceased leave a will” is the user </w:t>
-      </w:r>
-      <w:proofErr w:type="gramStart"/>
-      <w:r>
-        <w:rPr>
-          <w:rFonts w:ascii="Arial" w:eastAsia="Times New Roman" w:hAnsi="Arial" w:cs="Arial"/>
-          <w:color w:val="000000"/>
-          <w:kern w:val="0"/>
-          <w:sz w:val="22"/>
-          <w:szCs w:val="22"/>
-          <w:lang w:eastAsia="en-GB"/>
-          <w14:ligatures w14:val="none"/>
-        </w:rPr>
-        <w:t>asked</w:t>
-      </w:r>
-      <w:proofErr w:type="gramEnd"/>
-      <w:r>
-        <w:rPr>
-          <w:rFonts w:ascii="Arial" w:eastAsia="Times New Roman" w:hAnsi="Arial" w:cs="Arial"/>
-          <w:color w:val="000000"/>
-          <w:kern w:val="0"/>
-          <w:sz w:val="22"/>
-          <w:szCs w:val="22"/>
-          <w:lang w:eastAsia="en-GB"/>
-          <w14:ligatures w14:val="none"/>
-        </w:rPr>
-        <w:t xml:space="preserve"> “Please attach a copy of the will”. In other words, different users take different conditional routes through the same overall set of questions.</w:t>
+        <w:t xml:space="preserve"> which admit of a single answer (“Did the deceased leave a will”). Commonly, the questions to be answered depend on the answers provided to earlier questions. For example, only if answering “Yes” to “Did the Deceased leave a will” is the user asked “Please attach a copy of the will”. In other words, different users take different conditional routes through the same overall set of questions.</w:t>
       </w:r>
     </w:p>
     <w:p>
@@ -2275,33 +2145,7 @@
           <w:lang w:eastAsia="en-GB"/>
           <w14:ligatures w14:val="none"/>
         </w:rPr>
-        <w:t xml:space="preserve"> all the questions and the </w:t>
-      </w:r>
-      <w:proofErr w:type="gramStart"/>
-      <w:r>
-        <w:rPr>
-          <w:rFonts w:ascii="Arial" w:eastAsia="Times New Roman" w:hAnsi="Arial" w:cs="Arial"/>
-          <w:color w:val="000000"/>
-          <w:kern w:val="0"/>
-          <w:sz w:val="22"/>
-          <w:szCs w:val="22"/>
-          <w:lang w:eastAsia="en-GB"/>
-          <w14:ligatures w14:val="none"/>
-        </w:rPr>
-        <w:t>users</w:t>
-      </w:r>
-      <w:proofErr w:type="gramEnd"/>
-      <w:r>
-        <w:rPr>
-          <w:rFonts w:ascii="Arial" w:eastAsia="Times New Roman" w:hAnsi="Arial" w:cs="Arial"/>
-          <w:color w:val="000000"/>
-          <w:kern w:val="0"/>
-          <w:sz w:val="22"/>
-          <w:szCs w:val="22"/>
-          <w:lang w:eastAsia="en-GB"/>
-          <w14:ligatures w14:val="none"/>
-        </w:rPr>
-        <w:t xml:space="preserve"> answers, allowing the user to amend any answer, before confirming they are content and moving on.  </w:t>
+        <w:t xml:space="preserve"> all the questions and the users answers, allowing the user to amend any answer, before confirming they are content and moving on.  </w:t>
       </w:r>
     </w:p>
     <w:p>
@@ -2348,33 +2192,7 @@
           <w:lang w:eastAsia="en-GB"/>
           <w14:ligatures w14:val="none"/>
         </w:rPr>
-        <w:t xml:space="preserve">There is an important consequence of conditional routes here. If the user chooses to amend their answer to, say, the third question on the confirmation screen, that new answer might alter the conditional route which the user needs to follow. </w:t>
-      </w:r>
-      <w:proofErr w:type="gramStart"/>
-      <w:r>
-        <w:rPr>
-          <w:rFonts w:ascii="Arial" w:eastAsia="Times New Roman" w:hAnsi="Arial" w:cs="Arial"/>
-          <w:color w:val="000000"/>
-          <w:kern w:val="0"/>
-          <w:sz w:val="22"/>
-          <w:szCs w:val="22"/>
-          <w:lang w:eastAsia="en-GB"/>
-          <w14:ligatures w14:val="none"/>
-        </w:rPr>
-        <w:t>So</w:t>
-      </w:r>
-      <w:proofErr w:type="gramEnd"/>
-      <w:r>
-        <w:rPr>
-          <w:rFonts w:ascii="Arial" w:eastAsia="Times New Roman" w:hAnsi="Arial" w:cs="Arial"/>
-          <w:color w:val="000000"/>
-          <w:kern w:val="0"/>
-          <w:sz w:val="22"/>
-          <w:szCs w:val="22"/>
-          <w:lang w:eastAsia="en-GB"/>
-          <w14:ligatures w14:val="none"/>
-        </w:rPr>
-        <w:t xml:space="preserve"> an amendment to the third answer needs to trigger </w:t>
+        <w:t xml:space="preserve">There is an important consequence of conditional routes here. If the user chooses to amend their answer to, say, the third question on the confirmation screen, that new answer might alter the conditional route which the user needs to follow. So an amendment to the third answer needs to trigger </w:t>
       </w:r>
       <w:r>
         <w:rPr>

--- a/Data driven data capture.docx
+++ b/Data driven data capture.docx
@@ -758,7 +758,33 @@
           <w:lang w:eastAsia="en-GB"/>
           <w14:ligatures w14:val="none"/>
         </w:rPr>
-        <w:t>: one holding question data, the other holding routing data: again more below;</w:t>
+        <w:t xml:space="preserve">: one holding question data, the other holding routing data: </w:t>
+      </w:r>
+      <w:proofErr w:type="gramStart"/>
+      <w:r>
+        <w:rPr>
+          <w:rFonts w:ascii="Arial" w:eastAsia="Times New Roman" w:hAnsi="Arial" w:cs="Arial"/>
+          <w:color w:val="000000"/>
+          <w:kern w:val="0"/>
+          <w:sz w:val="22"/>
+          <w:szCs w:val="22"/>
+          <w:lang w:eastAsia="en-GB"/>
+          <w14:ligatures w14:val="none"/>
+        </w:rPr>
+        <w:t>again</w:t>
+      </w:r>
+      <w:proofErr w:type="gramEnd"/>
+      <w:r>
+        <w:rPr>
+          <w:rFonts w:ascii="Arial" w:eastAsia="Times New Roman" w:hAnsi="Arial" w:cs="Arial"/>
+          <w:color w:val="000000"/>
+          <w:kern w:val="0"/>
+          <w:sz w:val="22"/>
+          <w:szCs w:val="22"/>
+          <w:lang w:eastAsia="en-GB"/>
+          <w14:ligatures w14:val="none"/>
+        </w:rPr>
+        <w:t xml:space="preserve"> more below;</w:t>
       </w:r>
     </w:p>
     <w:p>
@@ -1071,7 +1097,41 @@
           <w:lang w:eastAsia="en-GB"/>
           <w14:ligatures w14:val="none"/>
         </w:rPr>
-        <w:t>the utility would in turn be under the control of the the service home page </w:t>
+        <w:t xml:space="preserve">the utility would in turn be under the control of the </w:t>
+      </w:r>
+      <w:proofErr w:type="spellStart"/>
+      <w:r>
+        <w:rPr>
+          <w:rFonts w:ascii="Arial" w:eastAsia="Times New Roman" w:hAnsi="Arial" w:cs="Arial"/>
+          <w:b/>
+          <w:bCs/>
+          <w:i/>
+          <w:iCs/>
+          <w:color w:val="000000"/>
+          <w:kern w:val="0"/>
+          <w:sz w:val="22"/>
+          <w:szCs w:val="22"/>
+          <w:lang w:eastAsia="en-GB"/>
+          <w14:ligatures w14:val="none"/>
+        </w:rPr>
+        <w:t>the</w:t>
+      </w:r>
+      <w:proofErr w:type="spellEnd"/>
+      <w:r>
+        <w:rPr>
+          <w:rFonts w:ascii="Arial" w:eastAsia="Times New Roman" w:hAnsi="Arial" w:cs="Arial"/>
+          <w:b/>
+          <w:bCs/>
+          <w:i/>
+          <w:iCs/>
+          <w:color w:val="000000"/>
+          <w:kern w:val="0"/>
+          <w:sz w:val="22"/>
+          <w:szCs w:val="22"/>
+          <w:lang w:eastAsia="en-GB"/>
+          <w14:ligatures w14:val="none"/>
+        </w:rPr>
+        <w:t xml:space="preserve"> service home page </w:t>
       </w:r>
     </w:p>
     <w:p>
@@ -1224,6 +1284,7 @@
         </w:rPr>
         <w:t xml:space="preserve">This combination of the service home page making use of the utility, but not being bound by it, has one other important property. If, at any stage, the utility cannot handle a particular combination of questions, the service designer can directly create the relevant pages, just as they do now. </w:t>
       </w:r>
+      <w:proofErr w:type="gramStart"/>
       <w:r>
         <w:rPr>
           <w:rFonts w:ascii="Arial" w:eastAsia="Times New Roman" w:hAnsi="Arial" w:cs="Arial"/>
@@ -1238,7 +1299,58 @@
           <w:lang w:eastAsia="en-GB"/>
           <w14:ligatures w14:val="none"/>
         </w:rPr>
-        <w:t>So the utility is a genuine helper, it is not a straightjacket. </w:t>
+        <w:t>So</w:t>
+      </w:r>
+      <w:proofErr w:type="gramEnd"/>
+      <w:r>
+        <w:rPr>
+          <w:rFonts w:ascii="Arial" w:eastAsia="Times New Roman" w:hAnsi="Arial" w:cs="Arial"/>
+          <w:b/>
+          <w:bCs/>
+          <w:i/>
+          <w:iCs/>
+          <w:color w:val="000000"/>
+          <w:kern w:val="0"/>
+          <w:sz w:val="22"/>
+          <w:szCs w:val="22"/>
+          <w:lang w:eastAsia="en-GB"/>
+          <w14:ligatures w14:val="none"/>
+        </w:rPr>
+        <w:t xml:space="preserve"> the utility is a genuine helper, it is not a </w:t>
+      </w:r>
+      <w:proofErr w:type="gramStart"/>
+      <w:r>
+        <w:rPr>
+          <w:rFonts w:ascii="Arial" w:eastAsia="Times New Roman" w:hAnsi="Arial" w:cs="Arial"/>
+          <w:b/>
+          <w:bCs/>
+          <w:i/>
+          <w:iCs/>
+          <w:color w:val="000000"/>
+          <w:kern w:val="0"/>
+          <w:sz w:val="22"/>
+          <w:szCs w:val="22"/>
+          <w:lang w:eastAsia="en-GB"/>
+          <w14:ligatures w14:val="none"/>
+        </w:rPr>
+        <w:t>straightjacket</w:t>
+      </w:r>
+      <w:proofErr w:type="gramEnd"/>
+      <w:r>
+        <w:rPr>
+          <w:rFonts w:ascii="Arial" w:eastAsia="Times New Roman" w:hAnsi="Arial" w:cs="Arial"/>
+          <w:b/>
+          <w:bCs/>
+          <w:i/>
+          <w:iCs/>
+          <w:color w:val="000000"/>
+          <w:kern w:val="0"/>
+          <w:sz w:val="22"/>
+          <w:szCs w:val="22"/>
+          <w:lang w:eastAsia="en-GB"/>
+          <w14:ligatures w14:val="none"/>
+        </w:rPr>
+        <w:t>. </w:t>
       </w:r>
     </w:p>
     <w:p>
@@ -1720,7 +1832,59 @@
           <w14:ligatures w14:val="none"/>
         </w:rPr>
         <w:lastRenderedPageBreak/>
-        <w:t>After many hours looking at IHT and Self Assessment forms, and many more looking at Authorisation process forms, there appear to be  three recurring patterns, each of which may appear on the same form.</w:t>
+        <w:t xml:space="preserve">After many hours looking at IHT and </w:t>
+      </w:r>
+      <w:proofErr w:type="spellStart"/>
+      <w:r>
+        <w:rPr>
+          <w:rFonts w:ascii="Arial" w:eastAsia="Times New Roman" w:hAnsi="Arial" w:cs="Arial"/>
+          <w:color w:val="000000"/>
+          <w:kern w:val="0"/>
+          <w:sz w:val="22"/>
+          <w:szCs w:val="22"/>
+          <w:lang w:eastAsia="en-GB"/>
+          <w14:ligatures w14:val="none"/>
+        </w:rPr>
+        <w:t>Self Assessment</w:t>
+      </w:r>
+      <w:proofErr w:type="spellEnd"/>
+      <w:r>
+        <w:rPr>
+          <w:rFonts w:ascii="Arial" w:eastAsia="Times New Roman" w:hAnsi="Arial" w:cs="Arial"/>
+          <w:color w:val="000000"/>
+          <w:kern w:val="0"/>
+          <w:sz w:val="22"/>
+          <w:szCs w:val="22"/>
+          <w:lang w:eastAsia="en-GB"/>
+          <w14:ligatures w14:val="none"/>
+        </w:rPr>
+        <w:t xml:space="preserve"> forms, and many more looking at Authorisation process forms, there appear to </w:t>
+      </w:r>
+      <w:proofErr w:type="gramStart"/>
+      <w:r>
+        <w:rPr>
+          <w:rFonts w:ascii="Arial" w:eastAsia="Times New Roman" w:hAnsi="Arial" w:cs="Arial"/>
+          <w:color w:val="000000"/>
+          <w:kern w:val="0"/>
+          <w:sz w:val="22"/>
+          <w:szCs w:val="22"/>
+          <w:lang w:eastAsia="en-GB"/>
+          <w14:ligatures w14:val="none"/>
+        </w:rPr>
+        <w:t>be  three</w:t>
+      </w:r>
+      <w:proofErr w:type="gramEnd"/>
+      <w:r>
+        <w:rPr>
+          <w:rFonts w:ascii="Arial" w:eastAsia="Times New Roman" w:hAnsi="Arial" w:cs="Arial"/>
+          <w:color w:val="000000"/>
+          <w:kern w:val="0"/>
+          <w:sz w:val="22"/>
+          <w:szCs w:val="22"/>
+          <w:lang w:eastAsia="en-GB"/>
+          <w14:ligatures w14:val="none"/>
+        </w:rPr>
+        <w:t xml:space="preserve"> recurring patterns, each of which may appear on the same form.</w:t>
       </w:r>
     </w:p>
     <w:p>
@@ -1795,7 +1959,33 @@
           <w:lang w:eastAsia="en-GB"/>
           <w14:ligatures w14:val="none"/>
         </w:rPr>
-        <w:t xml:space="preserve"> which admit of a single answer (“Did the deceased leave a will”). Commonly, the questions to be answered depend on the answers provided to earlier questions. For example, only if answering “Yes” to “Did the Deceased leave a will” is the user asked “Please attach a copy of the will”. In other words, different users take different conditional routes through the same overall set of questions.</w:t>
+        <w:t xml:space="preserve"> which admit of a single answer (“Did the deceased leave a will”). Commonly, the questions to be answered depend on the answers provided to earlier questions. For example, only if answering “Yes” to “Did the Deceased leave a will” is the user </w:t>
+      </w:r>
+      <w:proofErr w:type="gramStart"/>
+      <w:r>
+        <w:rPr>
+          <w:rFonts w:ascii="Arial" w:eastAsia="Times New Roman" w:hAnsi="Arial" w:cs="Arial"/>
+          <w:color w:val="000000"/>
+          <w:kern w:val="0"/>
+          <w:sz w:val="22"/>
+          <w:szCs w:val="22"/>
+          <w:lang w:eastAsia="en-GB"/>
+          <w14:ligatures w14:val="none"/>
+        </w:rPr>
+        <w:t>asked</w:t>
+      </w:r>
+      <w:proofErr w:type="gramEnd"/>
+      <w:r>
+        <w:rPr>
+          <w:rFonts w:ascii="Arial" w:eastAsia="Times New Roman" w:hAnsi="Arial" w:cs="Arial"/>
+          <w:color w:val="000000"/>
+          <w:kern w:val="0"/>
+          <w:sz w:val="22"/>
+          <w:szCs w:val="22"/>
+          <w:lang w:eastAsia="en-GB"/>
+          <w14:ligatures w14:val="none"/>
+        </w:rPr>
+        <w:t xml:space="preserve"> “Please attach a copy of the will”. In other words, different users take different conditional routes through the same overall set of questions.</w:t>
       </w:r>
     </w:p>
     <w:p>
@@ -1870,7 +2060,33 @@
           <w:lang w:eastAsia="en-GB"/>
           <w14:ligatures w14:val="none"/>
         </w:rPr>
-        <w:t xml:space="preserve"> (“For each of the deceased bank accounts, please enter bank name, account number, and balance at the date of death”). For the most part, there is no conditionality: each column question has to be completed for each row entry (eg the bank accounts question). </w:t>
+        <w:t xml:space="preserve"> (“For each of the deceased bank accounts, please enter bank name, account number, and balance at the date of death”). For the most part, there is no conditionality: each column question has to be completed for each row entry (</w:t>
+      </w:r>
+      <w:proofErr w:type="spellStart"/>
+      <w:r>
+        <w:rPr>
+          <w:rFonts w:ascii="Arial" w:eastAsia="Times New Roman" w:hAnsi="Arial" w:cs="Arial"/>
+          <w:color w:val="000000"/>
+          <w:kern w:val="0"/>
+          <w:sz w:val="22"/>
+          <w:szCs w:val="22"/>
+          <w:lang w:eastAsia="en-GB"/>
+          <w14:ligatures w14:val="none"/>
+        </w:rPr>
+        <w:t>eg</w:t>
+      </w:r>
+      <w:proofErr w:type="spellEnd"/>
+      <w:r>
+        <w:rPr>
+          <w:rFonts w:ascii="Arial" w:eastAsia="Times New Roman" w:hAnsi="Arial" w:cs="Arial"/>
+          <w:color w:val="000000"/>
+          <w:kern w:val="0"/>
+          <w:sz w:val="22"/>
+          <w:szCs w:val="22"/>
+          <w:lang w:eastAsia="en-GB"/>
+          <w14:ligatures w14:val="none"/>
+        </w:rPr>
+        <w:t xml:space="preserve"> the bank accounts question). </w:t>
       </w:r>
     </w:p>
     <w:p>
@@ -1945,7 +2161,33 @@
           <w:lang w:eastAsia="en-GB"/>
           <w14:ligatures w14:val="none"/>
         </w:rPr>
-        <w:t xml:space="preserve"> IHT405 on Property is a good example. If the executor records that a property is leased there are additional questions (length of lease, annual ground rent); if the executor records that the property has been damaged there are additional questions (eg “Did the deceased’s insurance cover all or part of the damage?”) </w:t>
+        <w:t xml:space="preserve"> IHT405 on Property is a good example. If the executor records that a property is leased there are additional questions (length of lease, annual ground rent); if the executor records that the property has been damaged there are additional questions (</w:t>
+      </w:r>
+      <w:proofErr w:type="spellStart"/>
+      <w:r>
+        <w:rPr>
+          <w:rFonts w:ascii="Arial" w:eastAsia="Times New Roman" w:hAnsi="Arial" w:cs="Arial"/>
+          <w:color w:val="000000"/>
+          <w:kern w:val="0"/>
+          <w:sz w:val="22"/>
+          <w:szCs w:val="22"/>
+          <w:lang w:eastAsia="en-GB"/>
+          <w14:ligatures w14:val="none"/>
+        </w:rPr>
+        <w:t>eg</w:t>
+      </w:r>
+      <w:proofErr w:type="spellEnd"/>
+      <w:r>
+        <w:rPr>
+          <w:rFonts w:ascii="Arial" w:eastAsia="Times New Roman" w:hAnsi="Arial" w:cs="Arial"/>
+          <w:color w:val="000000"/>
+          <w:kern w:val="0"/>
+          <w:sz w:val="22"/>
+          <w:szCs w:val="22"/>
+          <w:lang w:eastAsia="en-GB"/>
+          <w14:ligatures w14:val="none"/>
+        </w:rPr>
+        <w:t xml:space="preserve"> “Did the deceased’s insurance cover all or part of the damage?”) </w:t>
       </w:r>
     </w:p>
     <w:p>
@@ -2145,7 +2387,33 @@
           <w:lang w:eastAsia="en-GB"/>
           <w14:ligatures w14:val="none"/>
         </w:rPr>
-        <w:t xml:space="preserve"> all the questions and the users answers, allowing the user to amend any answer, before confirming they are content and moving on.  </w:t>
+        <w:t xml:space="preserve"> all the questions and the </w:t>
+      </w:r>
+      <w:proofErr w:type="gramStart"/>
+      <w:r>
+        <w:rPr>
+          <w:rFonts w:ascii="Arial" w:eastAsia="Times New Roman" w:hAnsi="Arial" w:cs="Arial"/>
+          <w:color w:val="000000"/>
+          <w:kern w:val="0"/>
+          <w:sz w:val="22"/>
+          <w:szCs w:val="22"/>
+          <w:lang w:eastAsia="en-GB"/>
+          <w14:ligatures w14:val="none"/>
+        </w:rPr>
+        <w:t>users</w:t>
+      </w:r>
+      <w:proofErr w:type="gramEnd"/>
+      <w:r>
+        <w:rPr>
+          <w:rFonts w:ascii="Arial" w:eastAsia="Times New Roman" w:hAnsi="Arial" w:cs="Arial"/>
+          <w:color w:val="000000"/>
+          <w:kern w:val="0"/>
+          <w:sz w:val="22"/>
+          <w:szCs w:val="22"/>
+          <w:lang w:eastAsia="en-GB"/>
+          <w14:ligatures w14:val="none"/>
+        </w:rPr>
+        <w:t xml:space="preserve"> answers, allowing the user to amend any answer, before confirming they are content and moving on.  </w:t>
       </w:r>
     </w:p>
     <w:p>
@@ -2192,7 +2460,33 @@
           <w:lang w:eastAsia="en-GB"/>
           <w14:ligatures w14:val="none"/>
         </w:rPr>
-        <w:t xml:space="preserve">There is an important consequence of conditional routes here. If the user chooses to amend their answer to, say, the third question on the confirmation screen, that new answer might alter the conditional route which the user needs to follow. So an amendment to the third answer needs to trigger </w:t>
+        <w:t xml:space="preserve">There is an important consequence of conditional routes here. If the user chooses to amend their answer to, say, the third question on the confirmation screen, that new answer might alter the conditional route which the user needs to follow. </w:t>
+      </w:r>
+      <w:proofErr w:type="gramStart"/>
+      <w:r>
+        <w:rPr>
+          <w:rFonts w:ascii="Arial" w:eastAsia="Times New Roman" w:hAnsi="Arial" w:cs="Arial"/>
+          <w:color w:val="000000"/>
+          <w:kern w:val="0"/>
+          <w:sz w:val="22"/>
+          <w:szCs w:val="22"/>
+          <w:lang w:eastAsia="en-GB"/>
+          <w14:ligatures w14:val="none"/>
+        </w:rPr>
+        <w:t>So</w:t>
+      </w:r>
+      <w:proofErr w:type="gramEnd"/>
+      <w:r>
+        <w:rPr>
+          <w:rFonts w:ascii="Arial" w:eastAsia="Times New Roman" w:hAnsi="Arial" w:cs="Arial"/>
+          <w:color w:val="000000"/>
+          <w:kern w:val="0"/>
+          <w:sz w:val="22"/>
+          <w:szCs w:val="22"/>
+          <w:lang w:eastAsia="en-GB"/>
+          <w14:ligatures w14:val="none"/>
+        </w:rPr>
+        <w:t xml:space="preserve"> an amendment to the third answer needs to trigger </w:t>
       </w:r>
       <w:r>
         <w:rPr>
@@ -2380,7 +2674,33 @@
           <w:lang w:eastAsia="en-GB"/>
           <w14:ligatures w14:val="none"/>
         </w:rPr>
-        <w:t>, we need some combination of the features above. Given the conditionality, it’s probably better for the user to answer one question per page (with each page heading identifying the record eg the address for IHT405). It is also desirable then to play back those answers in a confirmation screen, with all the properties described above. The “landing page” for this sort of table probably looks like that described above for simple tables. But the “view/amend/delete” button needs to give a different result, since the number of columns which might be relevant in a conditional table could easily swamp the user’s screen: an alternative would be to display some pre-defined “core” columns (for IHT405 say the address and the valuation as a minimum), with an additional “other details” link, returning the user to the conformation page showing all the entries for that record,</w:t>
+        <w:t xml:space="preserve">, we need some combination of the features above. Given the conditionality, it’s probably better for the user to answer one question per page (with each page heading identifying the record </w:t>
+      </w:r>
+      <w:proofErr w:type="spellStart"/>
+      <w:r>
+        <w:rPr>
+          <w:rFonts w:ascii="Arial" w:eastAsia="Times New Roman" w:hAnsi="Arial" w:cs="Arial"/>
+          <w:color w:val="000000"/>
+          <w:kern w:val="0"/>
+          <w:sz w:val="22"/>
+          <w:szCs w:val="22"/>
+          <w:lang w:eastAsia="en-GB"/>
+          <w14:ligatures w14:val="none"/>
+        </w:rPr>
+        <w:t>eg</w:t>
+      </w:r>
+      <w:proofErr w:type="spellEnd"/>
+      <w:r>
+        <w:rPr>
+          <w:rFonts w:ascii="Arial" w:eastAsia="Times New Roman" w:hAnsi="Arial" w:cs="Arial"/>
+          <w:color w:val="000000"/>
+          <w:kern w:val="0"/>
+          <w:sz w:val="22"/>
+          <w:szCs w:val="22"/>
+          <w:lang w:eastAsia="en-GB"/>
+          <w14:ligatures w14:val="none"/>
+        </w:rPr>
+        <w:t xml:space="preserve"> the address for IHT405). It is also desirable then to play back those answers in a confirmation screen, with all the properties described above. The “landing page” for this sort of table probably looks like that described above for simple tables. But the “view/amend/delete” button needs to give a different result, since the number of columns which might be relevant in a conditional table could easily swamp the user’s screen: an alternative would be to display some pre-defined “core” columns (for IHT405 say the address and the valuation as a minimum), with an additional “other details” link, returning the user to the conformation page showing all the entries for that record,</w:t>
       </w:r>
     </w:p>
     <w:p>
